--- a/assets/profile/Jingxuan_Fan_CV.docx
+++ b/assets/profile/Jingxuan_Fan_CV.docx
@@ -3186,7 +3186,7 @@
         <w:t>Fan, J.,</w:t>
       </w:r>
       <w:r>
-        <w:t xml:space="preserve"> Li, Y., Qi, Z., Zhang, D., Brantley, K., Kakade, S. M., Zhang, H. (2026). Scaling Reward Modeling without Human Supervision. </w:t>
+        <w:t xml:space="preserve"> Li, Y., Qi, Z., Zhang, D., Brantley, K., Kakade, S. M., Zhang, H. (2026). Next Token Preference: Scaling Unsupervised Reward Model. </w:t>
       </w:r>
       <w:r>
         <w:rPr>
@@ -3550,7 +3550,7 @@
         <w:t xml:space="preserve">Gao, M., Jiang, H. (2025). </w:t>
       </w:r>
       <w:r>
-        <w:t>Entropy-aware Attribute Composition of Multi-head Reward Models</w:t>
+        <w:t xml:space="preserve">ENCORE: Entropy-guided Reward Composition for Multi-head Safety Reward Models</w:t>
       </w:r>
       <w:r>
         <w:t xml:space="preserve"> (</w:t>
@@ -3633,7 +3633,7 @@
         <w:t xml:space="preserve"> Li, W. (2025). </w:t>
       </w:r>
       <w:r>
-        <w:t>Data-adaptive Safety Rules for Training Reward Models</w:t>
+        <w:t xml:space="preserve">RuleAdapter: Dynamic Rules for Training Safety Reward Models in RLHF</w:t>
       </w:r>
       <w:r>
         <w:t xml:space="preserve"> (</w:t>
